--- a/01_protocol/04_Directed_Acyclic_Graphs.docx
+++ b/01_protocol/04_Directed_Acyclic_Graphs.docx
@@ -4782,7 +4782,7 @@
           <w:szCs w:val="21"/>
           <w:color w:val="000000"/>
         </w:rPr>
-        <w:t xml:space="preserve"> if patient or prescriber preference also affects persistence (for example, a patient who asks for "the newer drug" may be more motivated), the estimates are biased. This is checked with E-values (how strong such a confounder would need to be) and a negative control outcome (cancer screening), which shares healthcare-seeking confounders but should not be affected by the drug.</w:t>
+        <w:t xml:space="preserve"> if patient or prescriber preference also affects persistence (for example, a patient who asks for "the newer drug" may be more motivated), the estimates are biased. This is checked with E-values (how strong such a confounder would need to be; VanderWeele &amp; Ding 2017) and a negative control outcome (cancer screening), which shares healthcare-seeking confounders but should not be affected by the drug.</w:t>
       </w:r>
     </w:p>
     <w:p>
@@ -4942,6 +4942,153 @@
           <w:color w:val="000000"/>
         </w:rPr>
         <w:t xml:space="preserve"> cash-pay purchases (e.g., manufacturer self-pay vials) and copay-card use outside the plan do not appear in claims. A patient who moves to cash pay looks like a discontinuer. If this happens more with one drug (for example, Zepbound single-dose vials sold directly by the manufacturer), persistence would be underestimated for that drug.</w:t>
+      </w:r>
+    </w:p>
+    <w:p>
+      <w:pPr>
+        <w:pStyle w:val="Normal"/>
+        <w:jc w:val="left"/>
+        <w:pBdr>
+          <w:bottom w:val="none" w:sz="0" w:space="0" w:color="000000"/>
+          <w:top w:val="none" w:sz="0" w:space="0" w:color="000000"/>
+          <w:left w:val="none" w:sz="0" w:space="0" w:color="000000"/>
+          <w:right w:val="none" w:sz="0" w:space="0" w:color="000000"/>
+        </w:pBdr>
+        <w:spacing w:after="80" w:before="200" w:line="240"/>
+        <w:ind w:left="0" w:right="0" w:firstLine="0" w:firstLineChars="0"/>
+      </w:pPr>
+      <w:r>
+        <w:rPr>
+          <w:rFonts w:ascii="Arial" w:hAnsi="Arial" w:eastAsia="Arial" w:cs="Arial"/>
+          <w:i w:val="false"/>
+          <w:b w:val="true"/>
+          <w:u w:val="none"/>
+          <w:strike w:val="false"/>
+          <w:sz w:val="28"/>
+          <w:szCs w:val="28"/>
+          <w:color w:val="1F3864"/>
+        </w:rPr>
+        <w:t xml:space="preserve">7. References</w:t>
+      </w:r>
+    </w:p>
+    <w:p>
+      <w:pPr>
+        <w:pStyle w:val="Normal"/>
+        <w:jc w:val="left"/>
+        <w:pBdr>
+          <w:bottom w:val="none" w:sz="0" w:space="0" w:color="000000"/>
+          <w:top w:val="none" w:sz="0" w:space="0" w:color="000000"/>
+          <w:left w:val="none" w:sz="0" w:space="0" w:color="000000"/>
+          <w:right w:val="none" w:sz="0" w:space="0" w:color="000000"/>
+        </w:pBdr>
+        <w:spacing w:after="80" w:before="0" w:line="264"/>
+        <w:ind w:left="280" w:right="0" w:firstLine="0" w:firstLineChars="0"/>
+      </w:pPr>
+      <w:r>
+        <w:rPr>
+          <w:rFonts w:ascii="Arial" w:hAnsi="Arial" w:eastAsia="Arial" w:cs="Arial"/>
+          <w:i w:val="false"/>
+          <w:b w:val="false"/>
+          <w:u w:val="none"/>
+          <w:strike w:val="false"/>
+          <w:sz w:val="21"/>
+          <w:szCs w:val="21"/>
+          <w:color w:val="000000"/>
+        </w:rPr>
+        <w:t xml:space="preserve">1.  </w:t>
+      </w:r>
+      <w:r>
+        <w:rPr>
+          <w:rFonts w:ascii="Arial" w:hAnsi="Arial" w:eastAsia="Arial" w:cs="Arial"/>
+          <w:i w:val="false"/>
+          <w:b w:val="false"/>
+          <w:u w:val="none"/>
+          <w:strike w:val="false"/>
+          <w:sz w:val="21"/>
+          <w:szCs w:val="21"/>
+          <w:color w:val="000000"/>
+        </w:rPr>
+        <w:t xml:space="preserve">Marshall LZ, et al. Trends in 1-year persistence and adherence among initiators of high-potency, weight loss-indicated GLP-1 RAs. J Manag Care Spec Pharm. 2026;32(3):281-291.</w:t>
+      </w:r>
+    </w:p>
+    <w:p>
+      <w:pPr>
+        <w:pStyle w:val="Normal"/>
+        <w:jc w:val="left"/>
+        <w:pBdr>
+          <w:bottom w:val="none" w:sz="0" w:space="0" w:color="000000"/>
+          <w:top w:val="none" w:sz="0" w:space="0" w:color="000000"/>
+          <w:left w:val="none" w:sz="0" w:space="0" w:color="000000"/>
+          <w:right w:val="none" w:sz="0" w:space="0" w:color="000000"/>
+        </w:pBdr>
+        <w:spacing w:after="80" w:before="0" w:line="264"/>
+        <w:ind w:left="280" w:right="0" w:firstLine="0" w:firstLineChars="0"/>
+      </w:pPr>
+      <w:r>
+        <w:rPr>
+          <w:rFonts w:ascii="Arial" w:hAnsi="Arial" w:eastAsia="Arial" w:cs="Arial"/>
+          <w:i w:val="false"/>
+          <w:b w:val="false"/>
+          <w:u w:val="none"/>
+          <w:strike w:val="false"/>
+          <w:sz w:val="21"/>
+          <w:szCs w:val="21"/>
+          <w:color w:val="000000"/>
+        </w:rPr>
+        <w:t xml:space="preserve">2.  </w:t>
+      </w:r>
+      <w:r>
+        <w:rPr>
+          <w:rFonts w:ascii="Arial" w:hAnsi="Arial" w:eastAsia="Arial" w:cs="Arial"/>
+          <w:i w:val="false"/>
+          <w:b w:val="false"/>
+          <w:u w:val="none"/>
+          <w:strike w:val="false"/>
+          <w:sz w:val="21"/>
+          <w:szCs w:val="21"/>
+          <w:color w:val="000000"/>
+        </w:rPr>
+        <w:t xml:space="preserve">Miller LB, et al. Patterns of use for GLP-1 receptor agonists in a weight management cohort: a Military Health System database analysis. Mil Med. 2026. doi:10.1093/milmed/usag316</w:t>
+      </w:r>
+    </w:p>
+    <w:p>
+      <w:pPr>
+        <w:pStyle w:val="Normal"/>
+        <w:jc w:val="left"/>
+        <w:pBdr>
+          <w:bottom w:val="none" w:sz="0" w:space="0" w:color="000000"/>
+          <w:top w:val="none" w:sz="0" w:space="0" w:color="000000"/>
+          <w:left w:val="none" w:sz="0" w:space="0" w:color="000000"/>
+          <w:right w:val="none" w:sz="0" w:space="0" w:color="000000"/>
+        </w:pBdr>
+        <w:spacing w:after="80" w:before="0" w:line="264"/>
+        <w:ind w:left="280" w:right="0" w:firstLine="0" w:firstLineChars="0"/>
+      </w:pPr>
+      <w:r>
+        <w:rPr>
+          <w:rFonts w:ascii="Arial" w:hAnsi="Arial" w:eastAsia="Arial" w:cs="Arial"/>
+          <w:i w:val="false"/>
+          <w:b w:val="false"/>
+          <w:u w:val="none"/>
+          <w:strike w:val="false"/>
+          <w:sz w:val="21"/>
+          <w:szCs w:val="21"/>
+          <w:color w:val="000000"/>
+        </w:rPr>
+        <w:t xml:space="preserve">3.  </w:t>
+      </w:r>
+      <w:r>
+        <w:rPr>
+          <w:rFonts w:ascii="Arial" w:hAnsi="Arial" w:eastAsia="Arial" w:cs="Arial"/>
+          <w:i w:val="false"/>
+          <w:b w:val="false"/>
+          <w:u w:val="none"/>
+          <w:strike w:val="false"/>
+          <w:sz w:val="21"/>
+          <w:szCs w:val="21"/>
+          <w:color w:val="000000"/>
+        </w:rPr>
+        <w:t xml:space="preserve">VanderWeele TJ, Ding P. Sensitivity analysis in observational research: introducing the E-value. Ann Intern Med. 2017;167(4):268-274.</w:t>
       </w:r>
     </w:p>
     <w:sectPr>
